--- a/f1.docx
+++ b/f1.docx
@@ -4,7 +4,13 @@
   <w:body>
     <w:p>
       <w:r>
-        <w:t>sdasdasdasd</w:t>
+        <w:t>S</w:t>
+      </w:r>
+      <w:r>
+        <w:t>dasdasdasd</w:t>
+      </w:r>
+      <w:r>
+        <w:t xml:space="preserve"> asasASsa</w:t>
       </w:r>
     </w:p>
     <w:sectPr>

--- a/f1.docx
+++ b/f1.docx
@@ -4,13 +4,23 @@
   <w:body>
     <w:p>
       <w:r>
-        <w:t>S</w:t>
+        <w:t>To see all commit history in GitHub</w:t>
+      </w:r>
+    </w:p>
+    <w:p>
+      <w:r>
+        <w:t>&gt;&gt;g</w:t>
       </w:r>
       <w:r>
-        <w:t>dasdasdasd</w:t>
+        <w:t>it log --</w:t>
       </w:r>
+      <w:proofErr w:type="spellStart"/>
       <w:r>
-        <w:t xml:space="preserve"> asasASsa</w:t>
+        <w:t>oneline</w:t>
+      </w:r>
+      <w:proofErr w:type="spellEnd"/>
+      <w:r>
+        <w:t xml:space="preserve"> --all --graph</w:t>
       </w:r>
     </w:p>
     <w:sectPr>
@@ -626,7 +636,6 @@
   <w:style w:type="character" w:default="1" w:styleId="DefaultParagraphFont">
     <w:name w:val="Default Paragraph Font"/>
     <w:uiPriority w:val="1"/>
-    <w:semiHidden/>
     <w:unhideWhenUsed/>
   </w:style>
   <w:style w:type="table" w:default="1" w:styleId="TableNormal">
